--- a/sessions/lens-S011-D001_brief.docx
+++ b/sessions/lens-S011-D001_brief.docx
@@ -54,7 +54,7 @@
           <w:sz w:val="20"/>
           <w:szCs w:val="20"/>
         </w:rPr>
-        <w:t xml:space="preserve">Name: James Maverick (goes by Bro Alpha in project context)</w:t>
+        <w:t>Name: Bro Alpha</w:t>
       </w:r>
     </w:p>
     <w:p>
@@ -66,7 +66,6 @@
           <w:sz w:val="20"/>
           <w:szCs w:val="20"/>
         </w:rPr>
-        <w:t xml:space="preserve">Student: Higher Diploma Computer Science, Spring University Myanmar</w:t>
       </w:r>
     </w:p>
     <w:p>
@@ -3447,6 +3446,12 @@
       </w:r>
     </w:p>
     <w:sectPr>
+      <w:headerReference w:type="default" r:id="rId8"/>
+      <w:footerReference w:type="default" r:id="rId9"/>
+      <w:headerReference w:type="first" r:id="rId10"/>
+      <w:footerReference w:type="first" r:id="rId11"/>
+      <w:headerReference w:type="even" r:id="rId12"/>
+      <w:footerReference w:type="even" r:id="rId13"/>
       <w:pgSz w:w="12240" w:h="15840" w:orient="portrait"/>
       <w:pgMar w:top="900" w:right="900" w:bottom="900" w:left="900" w:header="708" w:footer="708" w:gutter="0"/>
       <w:pgNumType/>
@@ -3497,6 +3502,36 @@
 </w:endnotes>
 </file>
 
+<file path=word/footer1.xml><?xml version="1.0" encoding="utf-8"?>
+<w:ftr xmlns:m="http://schemas.openxmlformats.org/officeDocument/2006/math" xmlns:mc="http://schemas.openxmlformats.org/markup-compatibility/2006" xmlns:mo="http://schemas.microsoft.com/office/mac/office/2008/main" xmlns:mv="urn:schemas-microsoft-com:mac:vml" xmlns:o="urn:schemas-microsoft-com:office:office" xmlns:r="http://schemas.openxmlformats.org/officeDocument/2006/relationships" xmlns:v="urn:schemas-microsoft-com:vml" xmlns:w10="urn:schemas-microsoft-com:office:word" xmlns:w14="http://schemas.microsoft.com/office/word/2010/wordml" xmlns:w="http://schemas.openxmlformats.org/wordprocessingml/2006/main" xmlns:wne="http://schemas.microsoft.com/office/word/2006/wordml" xmlns:wp14="http://schemas.microsoft.com/office/word/2010/wordprocessingDrawing" xmlns:wp="http://schemas.openxmlformats.org/drawingml/2006/wordprocessingDrawing" xmlns:wpc="http://schemas.microsoft.com/office/word/2010/wordprocessingCanvas" xmlns:wpg="http://schemas.microsoft.com/office/word/2010/wordprocessingGroup" xmlns:wpi="http://schemas.microsoft.com/office/word/2010/wordprocessingInk" xmlns:wps="http://schemas.microsoft.com/office/word/2010/wordprocessingShape" mc:Ignorable="w14 wp14">
+  <w:p>
+    <w:pPr>
+      <w:pStyle w:val="Footer"/>
+    </w:pPr>
+  </w:p>
+</w:ftr>
+</file>
+
+<file path=word/footer2.xml><?xml version="1.0" encoding="utf-8"?>
+<w:ftr xmlns:m="http://schemas.openxmlformats.org/officeDocument/2006/math" xmlns:mc="http://schemas.openxmlformats.org/markup-compatibility/2006" xmlns:mo="http://schemas.microsoft.com/office/mac/office/2008/main" xmlns:mv="urn:schemas-microsoft-com:mac:vml" xmlns:o="urn:schemas-microsoft-com:office:office" xmlns:r="http://schemas.openxmlformats.org/officeDocument/2006/relationships" xmlns:v="urn:schemas-microsoft-com:vml" xmlns:w10="urn:schemas-microsoft-com:office:word" xmlns:w14="http://schemas.microsoft.com/office/word/2010/wordml" xmlns:w="http://schemas.openxmlformats.org/wordprocessingml/2006/main" xmlns:wne="http://schemas.microsoft.com/office/word/2006/wordml" xmlns:wp14="http://schemas.microsoft.com/office/word/2010/wordprocessingDrawing" xmlns:wp="http://schemas.openxmlformats.org/drawingml/2006/wordprocessingDrawing" xmlns:wpc="http://schemas.microsoft.com/office/word/2010/wordprocessingCanvas" xmlns:wpg="http://schemas.microsoft.com/office/word/2010/wordprocessingGroup" xmlns:wpi="http://schemas.microsoft.com/office/word/2010/wordprocessingInk" xmlns:wps="http://schemas.microsoft.com/office/word/2010/wordprocessingShape" mc:Ignorable="w14 wp14">
+  <w:p>
+    <w:pPr>
+      <w:pStyle w:val="Footer"/>
+    </w:pPr>
+  </w:p>
+</w:ftr>
+</file>
+
+<file path=word/footer3.xml><?xml version="1.0" encoding="utf-8"?>
+<w:ftr xmlns:m="http://schemas.openxmlformats.org/officeDocument/2006/math" xmlns:mc="http://schemas.openxmlformats.org/markup-compatibility/2006" xmlns:mo="http://schemas.microsoft.com/office/mac/office/2008/main" xmlns:mv="urn:schemas-microsoft-com:mac:vml" xmlns:o="urn:schemas-microsoft-com:office:office" xmlns:r="http://schemas.openxmlformats.org/officeDocument/2006/relationships" xmlns:v="urn:schemas-microsoft-com:vml" xmlns:w10="urn:schemas-microsoft-com:office:word" xmlns:w14="http://schemas.microsoft.com/office/word/2010/wordml" xmlns:w="http://schemas.openxmlformats.org/wordprocessingml/2006/main" xmlns:wne="http://schemas.microsoft.com/office/word/2006/wordml" xmlns:wp14="http://schemas.microsoft.com/office/word/2010/wordprocessingDrawing" xmlns:wp="http://schemas.openxmlformats.org/drawingml/2006/wordprocessingDrawing" xmlns:wpc="http://schemas.microsoft.com/office/word/2010/wordprocessingCanvas" xmlns:wpg="http://schemas.microsoft.com/office/word/2010/wordprocessingGroup" xmlns:wpi="http://schemas.microsoft.com/office/word/2010/wordprocessingInk" xmlns:wps="http://schemas.microsoft.com/office/word/2010/wordprocessingShape" mc:Ignorable="w14 wp14">
+  <w:p>
+    <w:pPr>
+      <w:pStyle w:val="Footer"/>
+    </w:pPr>
+  </w:p>
+</w:ftr>
+</file>
+
 <file path=word/footnotes.xml><?xml version="1.0" encoding="utf-8"?>
 <w:footnotes xmlns:wpc="http://schemas.microsoft.com/office/word/2010/wordprocessingCanvas" xmlns:mc="http://schemas.openxmlformats.org/markup-compatibility/2006" xmlns:o="urn:schemas-microsoft-com:office:office" xmlns:r="http://schemas.openxmlformats.org/officeDocument/2006/relationships" xmlns:m="http://schemas.openxmlformats.org/officeDocument/2006/math" xmlns:v="urn:schemas-microsoft-com:vml" xmlns:wp14="http://schemas.microsoft.com/office/word/2010/wordprocessingDrawing" xmlns:wp="http://schemas.openxmlformats.org/drawingml/2006/wordprocessingDrawing" xmlns:w10="urn:schemas-microsoft-com:office:word" xmlns:w="http://schemas.openxmlformats.org/wordprocessingml/2006/main" xmlns:w14="http://schemas.microsoft.com/office/word/2010/wordml" xmlns:w15="http://schemas.microsoft.com/office/word/2012/wordml" xmlns:wpg="http://schemas.microsoft.com/office/word/2010/wordprocessingGroup" xmlns:wpi="http://schemas.microsoft.com/office/word/2010/wordprocessingInk" xmlns:wne="http://schemas.microsoft.com/office/word/2006/wordml" xmlns:wps="http://schemas.microsoft.com/office/word/2010/wordprocessingShape" mc:Ignorable="w14 w15 wp14">
   <w:footnote w:type="separator" w:id="-1">
@@ -3532,6 +3567,36 @@
     </w:p>
   </w:footnote>
 </w:footnotes>
+</file>
+
+<file path=word/header1.xml><?xml version="1.0" encoding="utf-8"?>
+<w:hdr xmlns:m="http://schemas.openxmlformats.org/officeDocument/2006/math" xmlns:mc="http://schemas.openxmlformats.org/markup-compatibility/2006" xmlns:mo="http://schemas.microsoft.com/office/mac/office/2008/main" xmlns:mv="urn:schemas-microsoft-com:mac:vml" xmlns:o="urn:schemas-microsoft-com:office:office" xmlns:r="http://schemas.openxmlformats.org/officeDocument/2006/relationships" xmlns:v="urn:schemas-microsoft-com:vml" xmlns:w10="urn:schemas-microsoft-com:office:word" xmlns:w14="http://schemas.microsoft.com/office/word/2010/wordml" xmlns:w="http://schemas.openxmlformats.org/wordprocessingml/2006/main" xmlns:wne="http://schemas.microsoft.com/office/word/2006/wordml" xmlns:wp14="http://schemas.microsoft.com/office/word/2010/wordprocessingDrawing" xmlns:wp="http://schemas.openxmlformats.org/drawingml/2006/wordprocessingDrawing" xmlns:wpc="http://schemas.microsoft.com/office/word/2010/wordprocessingCanvas" xmlns:wpg="http://schemas.microsoft.com/office/word/2010/wordprocessingGroup" xmlns:wpi="http://schemas.microsoft.com/office/word/2010/wordprocessingInk" xmlns:wps="http://schemas.microsoft.com/office/word/2010/wordprocessingShape" mc:Ignorable="w14 wp14">
+  <w:p>
+    <w:pPr>
+      <w:pStyle w:val="Header"/>
+    </w:pPr>
+  </w:p>
+</w:hdr>
+</file>
+
+<file path=word/header2.xml><?xml version="1.0" encoding="utf-8"?>
+<w:hdr xmlns:m="http://schemas.openxmlformats.org/officeDocument/2006/math" xmlns:mc="http://schemas.openxmlformats.org/markup-compatibility/2006" xmlns:mo="http://schemas.microsoft.com/office/mac/office/2008/main" xmlns:mv="urn:schemas-microsoft-com:mac:vml" xmlns:o="urn:schemas-microsoft-com:office:office" xmlns:r="http://schemas.openxmlformats.org/officeDocument/2006/relationships" xmlns:v="urn:schemas-microsoft-com:vml" xmlns:w10="urn:schemas-microsoft-com:office:word" xmlns:w14="http://schemas.microsoft.com/office/word/2010/wordml" xmlns:w="http://schemas.openxmlformats.org/wordprocessingml/2006/main" xmlns:wne="http://schemas.microsoft.com/office/word/2006/wordml" xmlns:wp14="http://schemas.microsoft.com/office/word/2010/wordprocessingDrawing" xmlns:wp="http://schemas.openxmlformats.org/drawingml/2006/wordprocessingDrawing" xmlns:wpc="http://schemas.microsoft.com/office/word/2010/wordprocessingCanvas" xmlns:wpg="http://schemas.microsoft.com/office/word/2010/wordprocessingGroup" xmlns:wpi="http://schemas.microsoft.com/office/word/2010/wordprocessingInk" xmlns:wps="http://schemas.microsoft.com/office/word/2010/wordprocessingShape" mc:Ignorable="w14 wp14">
+  <w:p>
+    <w:pPr>
+      <w:pStyle w:val="Header"/>
+    </w:pPr>
+  </w:p>
+</w:hdr>
+</file>
+
+<file path=word/header3.xml><?xml version="1.0" encoding="utf-8"?>
+<w:hdr xmlns:m="http://schemas.openxmlformats.org/officeDocument/2006/math" xmlns:mc="http://schemas.openxmlformats.org/markup-compatibility/2006" xmlns:mo="http://schemas.microsoft.com/office/mac/office/2008/main" xmlns:mv="urn:schemas-microsoft-com:mac:vml" xmlns:o="urn:schemas-microsoft-com:office:office" xmlns:r="http://schemas.openxmlformats.org/officeDocument/2006/relationships" xmlns:v="urn:schemas-microsoft-com:vml" xmlns:w10="urn:schemas-microsoft-com:office:word" xmlns:w14="http://schemas.microsoft.com/office/word/2010/wordml" xmlns:w="http://schemas.openxmlformats.org/wordprocessingml/2006/main" xmlns:wne="http://schemas.microsoft.com/office/word/2006/wordml" xmlns:wp14="http://schemas.microsoft.com/office/word/2010/wordprocessingDrawing" xmlns:wp="http://schemas.openxmlformats.org/drawingml/2006/wordprocessingDrawing" xmlns:wpc="http://schemas.microsoft.com/office/word/2010/wordprocessingCanvas" xmlns:wpg="http://schemas.microsoft.com/office/word/2010/wordprocessingGroup" xmlns:wpi="http://schemas.microsoft.com/office/word/2010/wordprocessingInk" xmlns:wps="http://schemas.microsoft.com/office/word/2010/wordprocessingShape" mc:Ignorable="w14 wp14">
+  <w:p>
+    <w:pPr>
+      <w:pStyle w:val="Header"/>
+    </w:pPr>
+  </w:p>
+</w:hdr>
 </file>
 
 <file path=word/numbering.xml><?xml version="1.0" encoding="utf-8"?>
